--- a/documentation_healthcareAI.docx
+++ b/documentation_healthcareAI.docx
@@ -396,6 +396,98 @@
         <w:t xml:space="preserve">    return result</w:t>
       </w:r>
     </w:p>
+    <w:p>
+      <w:pPr>
+        <w:pStyle w:val="Heading1"/>
+      </w:pPr>
+      <w:r>
+        <w:t>Deployment Pipeline &amp; Architecture</w:t>
+      </w:r>
+    </w:p>
+    <w:p>
+      <w:r>
+        <w:t>The application is structured as a full-stack monolith to facilitate seamless zero-downtime deployments. The architecture integrates a FastAPI backend with a static HTML/JS/CSS frontend, serving both through a unified ASGI entry point.</w:t>
+      </w:r>
+    </w:p>
+    <w:p>
+      <w:pPr>
+        <w:pStyle w:val="Heading2"/>
+      </w:pPr>
+      <w:r>
+        <w:t>Platform Configuration (Render &amp; GitHub)</w:t>
+      </w:r>
+    </w:p>
+    <w:p>
+      <w:r>
+        <w:t>Continuous deployment is orchestrated through Render, hooked directly to the main GitHub repository. The root-level main.py acts as the ASGI proxy to the backend application, eliminating the need to alter default root directory paths on the hosting platform.</w:t>
+      </w:r>
+    </w:p>
+    <w:p>
+      <w:r>
+        <w:t>Build Command: pip install -r requirements.txt</w:t>
+      </w:r>
+    </w:p>
+    <w:p>
+      <w:r>
+        <w:t>Start Command: uvicorn main:app --host 0.0.0.0 --port $PORT</w:t>
+      </w:r>
+    </w:p>
+    <w:p>
+      <w:r>
+        <w:t>The frontend assets are mounted internally using fastapi.staticfiles.StaticFiles. By serving the frontend from the root route (/), CORS complexities are bypassed, allowing the client-side JavaScript to resolve API endpoints relatively (e.g., fetching /predict instead of absolute URLs).</w:t>
+      </w:r>
+    </w:p>
+    <w:p>
+      <w:pPr>
+        <w:pStyle w:val="Heading2"/>
+      </w:pPr>
+      <w:r>
+        <w:t>Database Configuration (Neon Serverless Postgres)</w:t>
+      </w:r>
+    </w:p>
+    <w:p>
+      <w:r>
+        <w:t>The backend relies on Neon, a serverless PostgreSQL platform. Serverless databases aggressively close idle connections to conserve resources. To mitigate this, the SQLAlchemy engine is configured with specialized pooling parameters:</w:t>
+      </w:r>
+    </w:p>
+    <w:p>
+      <w:r>
+        <w:t>- pool_pre_ping=True: Verifies connection viability prior to executing transactions, automatically recovering dropped connections.</w:t>
+      </w:r>
+    </w:p>
+    <w:p>
+      <w:r>
+        <w:t>- pool_recycle=300: Forcibly recycles stale connections every 5 minutes.</w:t>
+      </w:r>
+    </w:p>
+    <w:p>
+      <w:r>
+        <w:t>Additionally, the application automatically ensures the presence of the sslmode=require parameter and sanitizes postgres:// connection strings to postgresql:// to maintain compatibility with modern SQLAlchemy drivers.</w:t>
+      </w:r>
+    </w:p>
+    <w:p>
+      <w:pPr>
+        <w:pStyle w:val="Heading2"/>
+      </w:pPr>
+      <w:r>
+        <w:t>Dependency Highlights</w:t>
+      </w:r>
+    </w:p>
+    <w:p>
+      <w:r>
+        <w:t>To ensure stability in the deployment environment, critical dependencies are strictly pinned in requirements.txt:</w:t>
+      </w:r>
+    </w:p>
+    <w:p>
+      <w:r>
+        <w:t>- email-validator: Explicitly declared to resolve implicit dependencies required by Pydantic's EmailStr type validation.</w:t>
+      </w:r>
+    </w:p>
+    <w:p>
+      <w:r>
+        <w:t>- bcrypt==4.0.1: Strictly pinned to mitigate breaking API changes in bcrypt &gt;= 4.1.0, which induce fatal unhandled exceptions within the passlib context during password hashing.</w:t>
+      </w:r>
+    </w:p>
     <w:sectPr>
       <w:pgSz w:w="12240" w:h="15840"/>
       <w:pgMar w:top="1440" w:right="1800" w:bottom="1440" w:left="1800" w:header="720" w:footer="720" w:gutter="0"/>
